--- a/ru/wisdom-stories/lambs-skins.docx
+++ b/ru/wisdom-stories/lambs-skins.docx
@@ -354,7 +354,7 @@
           <w:bCs/>
           <w:lang/>
         </w:rPr>
-        <w:t>Мораль: Справедливость — не в том, чтобы отнимать у слабого последний кусок, а в том, чтобы распределять бремя по средствам. За неправедно нажитое следует отвечать перед законом, единым для всех, а не откупаться на тайных встречах.</w:t>
+        <w:t xml:space="preserve">Мораль: Справедливость — не в том, чтобы отнимать у слабого последний кусок, а в том, чтобы распределять бремя с учётом достатка каждого. За неправедно нажитое следует отвечать перед законом, единым для всех, а не откупаться на тайных встречах.</w:t>
       </w:r>
     </w:p>
     <w:p>
